--- a/fuentes/CF2_83210166_DU.docx
+++ b/fuentes/CF2_83210166_DU.docx
@@ -10598,14 +10598,7 @@
         <w:rPr>
           <w:lang w:eastAsia="es-CO"/>
         </w:rPr>
-        <w:t xml:space="preserve"> y consolidar una cultura de mejora </w:t>
-      </w:r>
-      <w:proofErr w:type="gramStart"/>
-      <w:r>
-        <w:rPr>
-          <w:lang w:eastAsia="es-CO"/>
-        </w:rPr>
-        <w:t>contin</w:t>
+        <w:t xml:space="preserve"> y consolidar una cultura de mejora contin</w:t>
       </w:r>
       <w:r>
         <w:rPr>
@@ -10617,14 +10610,7 @@
         <w:rPr>
           <w:lang w:eastAsia="es-CO"/>
         </w:rPr>
-        <w:t>a</w:t>
-      </w:r>
-      <w:proofErr w:type="gramEnd"/>
-      <w:r>
-        <w:rPr>
-          <w:lang w:eastAsia="es-CO"/>
-        </w:rPr>
-        <w:t xml:space="preserve"> alineada con los objetivos globales de sostenibilidad y transición energética.</w:t>
+        <w:t>a alineada con los objetivos globales de sostenibilidad y transición energética.</w:t>
       </w:r>
     </w:p>
     <w:p>
@@ -13428,7 +13414,7 @@
             <w:rStyle w:val="Hipervnculo"/>
             <w:lang w:eastAsia="es-CO"/>
           </w:rPr>
-          <w:t>https://www1.upme.gov.co/DemandaEnergetica/UPME_Guia_implementacion_PGEE_EE.pdf</w:t>
+          <w:t>https://docs.upme.gov.co/DemandayEficiencia/Documents/Guia_liviana_PGEE.pdf</w:t>
         </w:r>
       </w:hyperlink>
     </w:p>
@@ -21226,6 +21212,74 @@
       </w:tcPr>
     </w:tblStylePr>
   </w:style>
+  <w:style w:type="character" w:styleId="Refdecomentario">
+    <w:name w:val="annotation reference"/>
+    <w:basedOn w:val="Fuentedeprrafopredeter"/>
+    <w:uiPriority w:val="99"/>
+    <w:semiHidden/>
+    <w:unhideWhenUsed/>
+    <w:rsid w:val="00D85A5B"/>
+    <w:rPr>
+      <w:sz w:val="16"/>
+      <w:szCs w:val="16"/>
+    </w:rPr>
+  </w:style>
+  <w:style w:type="paragraph" w:styleId="Textocomentario">
+    <w:name w:val="annotation text"/>
+    <w:basedOn w:val="Normal"/>
+    <w:link w:val="TextocomentarioCar"/>
+    <w:uiPriority w:val="99"/>
+    <w:semiHidden/>
+    <w:unhideWhenUsed/>
+    <w:rsid w:val="00D85A5B"/>
+    <w:pPr>
+      <w:spacing w:line="240" w:lineRule="auto"/>
+    </w:pPr>
+    <w:rPr>
+      <w:sz w:val="20"/>
+      <w:szCs w:val="20"/>
+    </w:rPr>
+  </w:style>
+  <w:style w:type="character" w:customStyle="1" w:styleId="TextocomentarioCar">
+    <w:name w:val="Texto comentario Car"/>
+    <w:basedOn w:val="Fuentedeprrafopredeter"/>
+    <w:link w:val="Textocomentario"/>
+    <w:uiPriority w:val="99"/>
+    <w:semiHidden/>
+    <w:rsid w:val="00D85A5B"/>
+    <w:rPr>
+      <w:sz w:val="20"/>
+      <w:szCs w:val="20"/>
+    </w:rPr>
+  </w:style>
+  <w:style w:type="paragraph" w:styleId="Asuntodelcomentario">
+    <w:name w:val="annotation subject"/>
+    <w:basedOn w:val="Textocomentario"/>
+    <w:next w:val="Textocomentario"/>
+    <w:link w:val="AsuntodelcomentarioCar"/>
+    <w:uiPriority w:val="99"/>
+    <w:semiHidden/>
+    <w:unhideWhenUsed/>
+    <w:rsid w:val="00D85A5B"/>
+    <w:rPr>
+      <w:b/>
+      <w:bCs/>
+    </w:rPr>
+  </w:style>
+  <w:style w:type="character" w:customStyle="1" w:styleId="AsuntodelcomentarioCar">
+    <w:name w:val="Asunto del comentario Car"/>
+    <w:basedOn w:val="TextocomentarioCar"/>
+    <w:link w:val="Asuntodelcomentario"/>
+    <w:uiPriority w:val="99"/>
+    <w:semiHidden/>
+    <w:rsid w:val="00D85A5B"/>
+    <w:rPr>
+      <w:b/>
+      <w:bCs/>
+      <w:sz w:val="20"/>
+      <w:szCs w:val="20"/>
+    </w:rPr>
+  </w:style>
 </w:styles>
 </file>
 
@@ -21525,6 +21579,30 @@
 </file>
 
 <file path=customXml/item1.xml><?xml version="1.0" encoding="utf-8"?>
+<p:properties xmlns:p="http://schemas.microsoft.com/office/2006/metadata/properties" xmlns:xsi="http://www.w3.org/2001/XMLSchema-instance" xmlns:pc="http://schemas.microsoft.com/office/infopath/2007/PartnerControls">
+  <documentManagement>
+    <TaxCatchAll xmlns="285d351f-f218-493a-825f-85a9dfbde315" xsi:nil="true"/>
+    <lcf76f155ced4ddcb4097134ff3c332f xmlns="55abea07-cd72-4a95-add0-1082a24cf9e9">
+      <Terms xmlns="http://schemas.microsoft.com/office/infopath/2007/PartnerControls"/>
+    </lcf76f155ced4ddcb4097134ff3c332f>
+  </documentManagement>
+</p:properties>
+</file>
+
+<file path=customXml/item2.xml><?xml version="1.0" encoding="utf-8"?>
+<b:Sources xmlns:b="http://schemas.openxmlformats.org/officeDocument/2006/bibliography" xmlns="http://schemas.openxmlformats.org/officeDocument/2006/bibliography" SelectedStyle="\APASixthEditionOfficeOnline.xsl" StyleName="APA" Version="6"/>
+</file>
+
+<file path=customXml/item3.xml><?xml version="1.0" encoding="utf-8"?>
+<?mso-contentType ?>
+<FormTemplates xmlns="http://schemas.microsoft.com/sharepoint/v3/contenttype/forms">
+  <Display>DocumentLibraryForm</Display>
+  <Edit>DocumentLibraryForm</Edit>
+  <New>DocumentLibraryForm</New>
+</FormTemplates>
+</file>
+
+<file path=customXml/item4.xml><?xml version="1.0" encoding="utf-8"?>
 <ct:contentTypeSchema xmlns:ct="http://schemas.microsoft.com/office/2006/metadata/contentType" xmlns:ma="http://schemas.microsoft.com/office/2006/metadata/properties/metaAttributes" ct:_="" ma:_="" ma:contentTypeName="Documento" ma:contentTypeID="0x0101005D7421CBAB376F47AC1876466873BE0C" ma:contentTypeVersion="11" ma:contentTypeDescription="Crear nuevo documento." ma:contentTypeScope="" ma:versionID="c355e60b4cde5dbb71daba652f90dcaf">
   <xsd:schema xmlns:xsd="http://www.w3.org/2001/XMLSchema" xmlns:xs="http://www.w3.org/2001/XMLSchema" xmlns:p="http://schemas.microsoft.com/office/2006/metadata/properties" xmlns:ns2="55abea07-cd72-4a95-add0-1082a24cf9e9" xmlns:ns3="285d351f-f218-493a-825f-85a9dfbde315" targetNamespace="http://schemas.microsoft.com/office/2006/metadata/properties" ma:root="true" ma:fieldsID="af45bf235921137d7bf462656222ea5a" ns2:_="" ns3:_="">
     <xsd:import namespace="55abea07-cd72-4a95-add0-1082a24cf9e9"/>
@@ -21719,35 +21797,26 @@
 </ct:contentTypeSchema>
 </file>
 
-<file path=customXml/item2.xml><?xml version="1.0" encoding="utf-8"?>
-<?mso-contentType ?>
-<FormTemplates xmlns="http://schemas.microsoft.com/sharepoint/v3/contenttype/forms">
-  <Display>DocumentLibraryForm</Display>
-  <Edit>DocumentLibraryForm</Edit>
-  <New>DocumentLibraryForm</New>
-</FormTemplates>
-</file>
-
-<file path=customXml/item3.xml><?xml version="1.0" encoding="utf-8"?>
-<b:Sources xmlns:b="http://schemas.openxmlformats.org/officeDocument/2006/bibliography" xmlns="http://schemas.openxmlformats.org/officeDocument/2006/bibliography" SelectedStyle="\APASixthEditionOfficeOnline.xsl" StyleName="APA" Version="6"/>
-</file>
-
-<file path=customXml/item4.xml><?xml version="1.0" encoding="utf-8"?>
-<p:properties xmlns:p="http://schemas.microsoft.com/office/2006/metadata/properties" xmlns:xsi="http://www.w3.org/2001/XMLSchema-instance" xmlns:pc="http://schemas.microsoft.com/office/infopath/2007/PartnerControls">
-  <documentManagement>
-    <TaxCatchAll xmlns="285d351f-f218-493a-825f-85a9dfbde315" xsi:nil="true"/>
-    <lcf76f155ced4ddcb4097134ff3c332f xmlns="55abea07-cd72-4a95-add0-1082a24cf9e9">
-      <Terms xmlns="http://schemas.microsoft.com/office/infopath/2007/PartnerControls"/>
-    </lcf76f155ced4ddcb4097134ff3c332f>
-  </documentManagement>
-</p:properties>
-</file>
-
 <file path=customXml/itemProps1.xml><?xml version="1.0" encoding="utf-8"?>
-<ds:datastoreItem xmlns:ds="http://schemas.openxmlformats.org/officeDocument/2006/customXml" ds:itemID="{F84151E3-6361-493A-A193-2BAB6CFC229D}"/>
+<ds:datastoreItem xmlns:ds="http://schemas.openxmlformats.org/officeDocument/2006/customXml" ds:itemID="{26259216-AD86-464A-AEAD-95B1F9E17392}">
+  <ds:schemaRefs>
+    <ds:schemaRef ds:uri="http://schemas.microsoft.com/office/2006/metadata/properties"/>
+    <ds:schemaRef ds:uri="http://schemas.microsoft.com/office/infopath/2007/PartnerControls"/>
+    <ds:schemaRef ds:uri="285d351f-f218-493a-825f-85a9dfbde315"/>
+    <ds:schemaRef ds:uri="55abea07-cd72-4a95-add0-1082a24cf9e9"/>
+  </ds:schemaRefs>
+</ds:datastoreItem>
 </file>
 
 <file path=customXml/itemProps2.xml><?xml version="1.0" encoding="utf-8"?>
+<ds:datastoreItem xmlns:ds="http://schemas.openxmlformats.org/officeDocument/2006/customXml" ds:itemID="{A9F2CEBA-C824-4C86-81A8-E32CBD0EB92D}">
+  <ds:schemaRefs>
+    <ds:schemaRef ds:uri="http://schemas.openxmlformats.org/officeDocument/2006/bibliography"/>
+  </ds:schemaRefs>
+</ds:datastoreItem>
+</file>
+
+<file path=customXml/itemProps3.xml><?xml version="1.0" encoding="utf-8"?>
 <ds:datastoreItem xmlns:ds="http://schemas.openxmlformats.org/officeDocument/2006/customXml" ds:itemID="{D00A4A46-BDBD-48AC-87B9-2BA42D9CC06F}">
   <ds:schemaRefs>
     <ds:schemaRef ds:uri="http://schemas.microsoft.com/sharepoint/v3/contenttype/forms"/>
@@ -21755,21 +21824,21 @@
 </ds:datastoreItem>
 </file>
 
-<file path=customXml/itemProps3.xml><?xml version="1.0" encoding="utf-8"?>
-<ds:datastoreItem xmlns:ds="http://schemas.openxmlformats.org/officeDocument/2006/customXml" ds:itemID="{A9F2CEBA-C824-4C86-81A8-E32CBD0EB92D}">
+<file path=customXml/itemProps4.xml><?xml version="1.0" encoding="utf-8"?>
+<ds:datastoreItem xmlns:ds="http://schemas.openxmlformats.org/officeDocument/2006/customXml" ds:itemID="{F84151E3-6361-493A-A193-2BAB6CFC229D}">
   <ds:schemaRefs>
-    <ds:schemaRef ds:uri="http://schemas.openxmlformats.org/officeDocument/2006/bibliography"/>
-  </ds:schemaRefs>
-</ds:datastoreItem>
-</file>
-
-<file path=customXml/itemProps4.xml><?xml version="1.0" encoding="utf-8"?>
-<ds:datastoreItem xmlns:ds="http://schemas.openxmlformats.org/officeDocument/2006/customXml" ds:itemID="{26259216-AD86-464A-AEAD-95B1F9E17392}">
-  <ds:schemaRefs>
+    <ds:schemaRef ds:uri="http://schemas.microsoft.com/office/2006/metadata/contentType"/>
+    <ds:schemaRef ds:uri="http://schemas.microsoft.com/office/2006/metadata/properties/metaAttributes"/>
+    <ds:schemaRef ds:uri="http://www.w3.org/2001/XMLSchema"/>
     <ds:schemaRef ds:uri="http://schemas.microsoft.com/office/2006/metadata/properties"/>
+    <ds:schemaRef ds:uri="55abea07-cd72-4a95-add0-1082a24cf9e9"/>
+    <ds:schemaRef ds:uri="285d351f-f218-493a-825f-85a9dfbde315"/>
+    <ds:schemaRef ds:uri="http://schemas.microsoft.com/office/2006/documentManagement/types"/>
     <ds:schemaRef ds:uri="http://schemas.microsoft.com/office/infopath/2007/PartnerControls"/>
-    <ds:schemaRef ds:uri="cb45339b-ced9-4d0d-8f64-77573914d53b"/>
-    <ds:schemaRef ds:uri="43a3ca16-9c26-4813-b83f-4aec9927b43f"/>
+    <ds:schemaRef ds:uri="http://schemas.openxmlformats.org/package/2006/metadata/core-properties"/>
+    <ds:schemaRef ds:uri="http://purl.org/dc/elements/1.1/"/>
+    <ds:schemaRef ds:uri="http://purl.org/dc/terms/"/>
+    <ds:schemaRef ds:uri="http://schemas.microsoft.com/internal/obd"/>
   </ds:schemaRefs>
 </ds:datastoreItem>
 </file>